--- a/V06/Pracic_OSPF_Usmjeravanje.docx
+++ b/V06/Pracic_OSPF_Usmjeravanje.docx
@@ -58,7 +58,31 @@
           <w:color w:val="FF0000"/>
           <w:lang w:val="hr-HR"/>
         </w:rPr>
-        <w:t>Eksperiment sačinjen</w:t>
+        <w:t>IMUNES projekt sačinjen</w:t>
+      </w:r>
+    </w:p>
+    <w:p>
+      <w:pPr>
+        <w:pStyle w:val="Odlomakpopisa"/>
+        <w:jc w:val="both"/>
+        <w:rPr>
+          <w:lang w:val="hr-HR"/>
+        </w:rPr>
+      </w:pPr>
+    </w:p>
+    <w:p>
+      <w:pPr>
+        <w:pStyle w:val="Odlomakpopisa"/>
+        <w:jc w:val="both"/>
+        <w:rPr>
+          <w:lang w:val="hr-HR"/>
+        </w:rPr>
+      </w:pPr>
+      <w:r>
+        <w:rPr>
+          <w:lang w:val="hr-HR"/>
+        </w:rPr>
+        <w:t>Datoteka u prilogu</w:t>
       </w:r>
     </w:p>
     <w:p>
@@ -89,39 +113,77 @@
           <w:color w:val="FF0000"/>
           <w:lang w:val="hr-HR"/>
         </w:rPr>
-        <w:t xml:space="preserve">Pokrenuti </w:t>
-      </w:r>
-      <w:proofErr w:type="spellStart"/>
-      <w:r>
-        <w:rPr>
-          <w:color w:val="FF0000"/>
-          <w:lang w:val="hr-HR"/>
-        </w:rPr>
-        <w:t>traceroute</w:t>
-      </w:r>
-      <w:proofErr w:type="spellEnd"/>
-      <w:r>
-        <w:rPr>
-          <w:color w:val="FF0000"/>
-          <w:lang w:val="hr-HR"/>
-        </w:rPr>
-        <w:t xml:space="preserve"> prema domaćinu na drugoj strani (H2) i prodiskutirati koji </w:t>
-      </w:r>
-      <w:proofErr w:type="spellStart"/>
-      <w:r>
-        <w:rPr>
-          <w:color w:val="FF0000"/>
-          <w:lang w:val="hr-HR"/>
-        </w:rPr>
-        <w:t>usmjernici</w:t>
-      </w:r>
-      <w:proofErr w:type="spellEnd"/>
-      <w:r>
-        <w:rPr>
-          <w:color w:val="FF0000"/>
-          <w:lang w:val="hr-HR"/>
-        </w:rPr>
-        <w:t xml:space="preserve"> i koje poveznice se koriste, odnosno jesu na putu.</w:t>
+        <w:t>U naredbenom retku domaćina (hosta) pc1, pokrenite naredbu ping prema</w:t>
+      </w:r>
+      <w:r>
+        <w:rPr>
+          <w:color w:val="FF0000"/>
+          <w:lang w:val="hr-HR"/>
+        </w:rPr>
+        <w:t xml:space="preserve"> </w:t>
+      </w:r>
+      <w:r>
+        <w:rPr>
+          <w:color w:val="FF0000"/>
+          <w:lang w:val="hr-HR"/>
+        </w:rPr>
+        <w:t>eth0 sučelju usmjernika RT11 (prema našem crtežu, kod vas je moguće da je</w:t>
+      </w:r>
+      <w:r>
+        <w:rPr>
+          <w:color w:val="FF0000"/>
+          <w:lang w:val="hr-HR"/>
+        </w:rPr>
+        <w:t xml:space="preserve"> </w:t>
+      </w:r>
+      <w:r>
+        <w:rPr>
+          <w:color w:val="FF0000"/>
+          <w:lang w:val="hr-HR"/>
+        </w:rPr>
+        <w:t>naziv sučelja drugačiji ako ste mrežu sami gradili ili nešto mijenjali). Ako ne</w:t>
+      </w:r>
+      <w:r>
+        <w:rPr>
+          <w:color w:val="FF0000"/>
+          <w:lang w:val="hr-HR"/>
+        </w:rPr>
+        <w:t xml:space="preserve"> </w:t>
+      </w:r>
+      <w:r>
+        <w:rPr>
+          <w:color w:val="FF0000"/>
+          <w:lang w:val="hr-HR"/>
+        </w:rPr>
+        <w:t>uspijete dobiti odgovor kad istekne 30 sekundi nakon pokretanja eksperimenta,</w:t>
+      </w:r>
+      <w:r>
+        <w:rPr>
+          <w:color w:val="FF0000"/>
+          <w:lang w:val="hr-HR"/>
+        </w:rPr>
+        <w:t xml:space="preserve"> </w:t>
+      </w:r>
+      <w:r>
+        <w:rPr>
+          <w:color w:val="FF0000"/>
+          <w:lang w:val="hr-HR"/>
+        </w:rPr>
+        <w:t>morat ćete provjeriti svoje skripte.</w:t>
+      </w:r>
+      <w:r>
+        <w:rPr>
+          <w:color w:val="FF0000"/>
+          <w:lang w:val="hr-HR"/>
+        </w:rPr>
+        <w:t xml:space="preserve"> </w:t>
+      </w:r>
+      <w:r>
+        <w:rPr>
+          <w:color w:val="FF0000"/>
+          <w:lang w:val="hr-HR"/>
+        </w:rPr>
+        <w:t>Pokrenuti traceroute prema domaćinu na drugoj strani (H2) i prodiskutirati koji usmjernici i koje poveznice se koriste, odnosno jesu na putu.</w:t>
       </w:r>
     </w:p>
     <w:p>
@@ -146,35 +208,7 @@
         <w:rPr>
           <w:lang w:val="hr-HR"/>
         </w:rPr>
-        <w:t xml:space="preserve">H1 prema H2 ide preko </w:t>
-      </w:r>
-      <w:proofErr w:type="spellStart"/>
-      <w:r>
-        <w:rPr>
-          <w:lang w:val="hr-HR"/>
-        </w:rPr>
-        <w:t>usmjernika</w:t>
-      </w:r>
-      <w:proofErr w:type="spellEnd"/>
-      <w:r>
-        <w:rPr>
-          <w:lang w:val="hr-HR"/>
-        </w:rPr>
-        <w:t xml:space="preserve"> R1, R4 i R5 pošto u eksperimentu u tom trenutku svi </w:t>
-      </w:r>
-      <w:proofErr w:type="spellStart"/>
-      <w:r>
-        <w:rPr>
-          <w:lang w:val="hr-HR"/>
-        </w:rPr>
-        <w:t>usmjernici</w:t>
-      </w:r>
-      <w:proofErr w:type="spellEnd"/>
-      <w:r>
-        <w:rPr>
-          <w:lang w:val="hr-HR"/>
-        </w:rPr>
-        <w:t xml:space="preserve"> rade i to je najbrži put (Slika 1).</w:t>
+        <w:t>H1 prema H2 ide preko usmjernika R1, R4 i R5 pošto u eksperimentu u tom trenutku svi usmjernici rade i to je najbrži put (Slika 1).</w:t>
       </w:r>
     </w:p>
     <w:p>
@@ -245,13 +279,8 @@
         <w:pStyle w:val="Opisslike"/>
         <w:jc w:val="center"/>
       </w:pPr>
-      <w:proofErr w:type="spellStart"/>
-      <w:r>
-        <w:t>Slika</w:t>
-      </w:r>
-      <w:proofErr w:type="spellEnd"/>
-      <w:r>
-        <w:t xml:space="preserve"> </w:t>
+      <w:r>
+        <w:t xml:space="preserve">Slika </w:t>
       </w:r>
       <w:r>
         <w:fldChar w:fldCharType="begin"/>
@@ -279,6 +308,387 @@
       <w:pPr>
         <w:pStyle w:val="Opisslike"/>
         <w:jc w:val="center"/>
+      </w:pPr>
+    </w:p>
+    <w:p>
+      <w:pPr>
+        <w:pStyle w:val="Odlomakpopisa"/>
+        <w:numPr>
+          <w:ilvl w:val="0"/>
+          <w:numId w:val="1"/>
+        </w:numPr>
+        <w:jc w:val="both"/>
+        <w:rPr>
+          <w:color w:val="FF0000"/>
+          <w:lang w:val="hr-HR"/>
+        </w:rPr>
+      </w:pPr>
+      <w:r>
+        <w:rPr>
+          <w:color w:val="FF0000"/>
+          <w:lang w:val="hr-HR"/>
+        </w:rPr>
+        <w:t>Pokrenite traceroute prema eth0 sučelju usmjernika. Kojim čvorovima se odvija</w:t>
+      </w:r>
+      <w:r>
+        <w:rPr>
+          <w:color w:val="FF0000"/>
+          <w:lang w:val="hr-HR"/>
+        </w:rPr>
+        <w:t xml:space="preserve"> </w:t>
+      </w:r>
+      <w:r>
+        <w:rPr>
+          <w:color w:val="FF0000"/>
+          <w:lang w:val="hr-HR"/>
+        </w:rPr>
+        <w:t>promet? To svakako unesite u svoje izvješće, kao i screenshot odgovora</w:t>
+      </w:r>
+      <w:r>
+        <w:rPr>
+          <w:color w:val="FF0000"/>
+          <w:lang w:val="hr-HR"/>
+        </w:rPr>
+        <w:t xml:space="preserve"> </w:t>
+      </w:r>
+      <w:r>
+        <w:rPr>
+          <w:color w:val="FF0000"/>
+          <w:lang w:val="hr-HR"/>
+        </w:rPr>
+        <w:t>naredbenog retka. Je li to očekivani rezultat? Zašto?</w:t>
+      </w:r>
+    </w:p>
+    <w:p>
+      <w:pPr>
+        <w:pStyle w:val="Opisslike"/>
+        <w:jc w:val="center"/>
+        <w:rPr>
+          <w:lang w:val="hr-HR"/>
+        </w:rPr>
+      </w:pPr>
+    </w:p>
+    <w:p>
+      <w:pPr>
+        <w:pStyle w:val="Odlomakpopisa"/>
+        <w:numPr>
+          <w:ilvl w:val="0"/>
+          <w:numId w:val="1"/>
+        </w:numPr>
+        <w:jc w:val="both"/>
+        <w:rPr>
+          <w:color w:val="FF0000"/>
+          <w:lang w:val="hr-HR"/>
+        </w:rPr>
+      </w:pPr>
+      <w:r>
+        <w:rPr>
+          <w:color w:val="FF0000"/>
+          <w:lang w:val="hr-HR"/>
+        </w:rPr>
+        <w:t>Tablice usmjeravanja moguće je dohvatiti i iz naredbenog retka FreeBSD-a,</w:t>
+      </w:r>
+      <w:r>
+        <w:rPr>
+          <w:color w:val="FF0000"/>
+          <w:lang w:val="hr-HR"/>
+        </w:rPr>
+        <w:t xml:space="preserve"> </w:t>
+      </w:r>
+      <w:r>
+        <w:rPr>
+          <w:color w:val="FF0000"/>
+          <w:lang w:val="hr-HR"/>
+        </w:rPr>
+        <w:t>koristeći istu naredbu koja je navedena u widgetu (netstat -4 -rt). Dakako da bi</w:t>
+      </w:r>
+      <w:r>
+        <w:rPr>
+          <w:color w:val="FF0000"/>
+          <w:lang w:val="hr-HR"/>
+        </w:rPr>
+        <w:t xml:space="preserve"> </w:t>
+      </w:r>
+      <w:r>
+        <w:rPr>
+          <w:color w:val="FF0000"/>
+          <w:lang w:val="hr-HR"/>
+        </w:rPr>
+        <w:t>se ta naredba mogla pozvati treba ući u zatvorski podsustav samog čvora. Za</w:t>
+      </w:r>
+      <w:r>
+        <w:rPr>
+          <w:color w:val="FF0000"/>
+          <w:lang w:val="hr-HR"/>
+        </w:rPr>
+        <w:t xml:space="preserve"> </w:t>
+      </w:r>
+      <w:r>
+        <w:rPr>
+          <w:color w:val="FF0000"/>
+          <w:lang w:val="hr-HR"/>
+        </w:rPr>
+        <w:t>to služi već ranije opisana metoda himage ime_cvora@eid netstat -4 -rt gdje se</w:t>
+      </w:r>
+      <w:r>
+        <w:rPr>
+          <w:color w:val="FF0000"/>
+          <w:lang w:val="hr-HR"/>
+        </w:rPr>
+        <w:t xml:space="preserve"> </w:t>
+      </w:r>
+      <w:r>
+        <w:rPr>
+          <w:color w:val="FF0000"/>
+          <w:lang w:val="hr-HR"/>
+        </w:rPr>
+        <w:t>eid odnosi na id eksperimenta, a on se može dobiti naredbom himage -l (lista</w:t>
+      </w:r>
+      <w:r>
+        <w:rPr>
+          <w:color w:val="FF0000"/>
+          <w:lang w:val="hr-HR"/>
+        </w:rPr>
+        <w:t xml:space="preserve"> </w:t>
+      </w:r>
+      <w:r>
+        <w:rPr>
+          <w:color w:val="FF0000"/>
+          <w:lang w:val="hr-HR"/>
+        </w:rPr>
+        <w:t>svih pokrenutih eksperimenata), kao na slici S10.</w:t>
+      </w:r>
+    </w:p>
+    <w:p>
+      <w:pPr>
+        <w:pStyle w:val="Opisslike"/>
+        <w:jc w:val="center"/>
+        <w:rPr>
+          <w:lang w:val="hr-HR"/>
+        </w:rPr>
+      </w:pPr>
+    </w:p>
+    <w:p>
+      <w:pPr>
+        <w:pStyle w:val="Odlomakpopisa"/>
+        <w:numPr>
+          <w:ilvl w:val="0"/>
+          <w:numId w:val="1"/>
+        </w:numPr>
+        <w:jc w:val="both"/>
+        <w:rPr>
+          <w:color w:val="FF0000"/>
+          <w:lang w:val="hr-HR"/>
+        </w:rPr>
+      </w:pPr>
+      <w:r>
+        <w:rPr>
+          <w:color w:val="FF0000"/>
+          <w:lang w:val="hr-HR"/>
+        </w:rPr>
+        <w:t>Postavite veliku vrijednost na poveznicu između usmjernika RT5 i preklopnika</w:t>
+      </w:r>
+      <w:r>
+        <w:rPr>
+          <w:color w:val="FF0000"/>
+          <w:lang w:val="hr-HR"/>
+        </w:rPr>
+        <w:t xml:space="preserve"> </w:t>
+      </w:r>
+      <w:r>
+        <w:rPr>
+          <w:color w:val="FF0000"/>
+          <w:lang w:val="hr-HR"/>
+        </w:rPr>
+        <w:t>SW3 (neka bude ospf cost 50). Ponovite točku 2. Kuda se sada kreću paketi?</w:t>
+      </w:r>
+      <w:r>
+        <w:rPr>
+          <w:color w:val="FF0000"/>
+          <w:lang w:val="hr-HR"/>
+        </w:rPr>
+        <w:t xml:space="preserve"> </w:t>
+      </w:r>
+      <w:r>
+        <w:rPr>
+          <w:color w:val="FF0000"/>
+          <w:lang w:val="hr-HR"/>
+        </w:rPr>
+        <w:t>Izvješću priložite tablice usmjeravanja (kao tekstualne datoteke) za usmjernik</w:t>
+      </w:r>
+      <w:r>
+        <w:rPr>
+          <w:color w:val="FF0000"/>
+          <w:lang w:val="hr-HR"/>
+        </w:rPr>
+        <w:t xml:space="preserve"> </w:t>
+      </w:r>
+      <w:r>
+        <w:rPr>
+          <w:color w:val="FF0000"/>
+          <w:lang w:val="hr-HR"/>
+        </w:rPr>
+        <w:t>RT2 u oba slučaja.</w:t>
+      </w:r>
+    </w:p>
+    <w:p>
+      <w:pPr>
+        <w:pStyle w:val="Opisslike"/>
+        <w:jc w:val="center"/>
+        <w:rPr>
+          <w:lang w:val="hr-HR"/>
+        </w:rPr>
+      </w:pPr>
+    </w:p>
+    <w:p>
+      <w:pPr>
+        <w:pStyle w:val="Odlomakpopisa"/>
+        <w:numPr>
+          <w:ilvl w:val="0"/>
+          <w:numId w:val="1"/>
+        </w:numPr>
+        <w:jc w:val="both"/>
+        <w:rPr>
+          <w:color w:val="FF0000"/>
+          <w:lang w:val="hr-HR"/>
+        </w:rPr>
+      </w:pPr>
+      <w:r>
+        <w:rPr>
+          <w:color w:val="FF0000"/>
+          <w:lang w:val="hr-HR"/>
+        </w:rPr>
+        <w:t>Isključite eksperiment i ponovno ga pokrenite. Na usmjerniku RT2 pokrenite</w:t>
+      </w:r>
+      <w:r>
+        <w:rPr>
+          <w:color w:val="FF0000"/>
+          <w:lang w:val="hr-HR"/>
+        </w:rPr>
+        <w:t xml:space="preserve"> </w:t>
+      </w:r>
+      <w:r>
+        <w:rPr>
+          <w:color w:val="FF0000"/>
+          <w:lang w:val="hr-HR"/>
+        </w:rPr>
+        <w:t>Wireshark i postavite filter ospf. Što se dogodi nakon 30 sekundi? Kakvi se</w:t>
+      </w:r>
+      <w:r>
+        <w:rPr>
+          <w:color w:val="FF0000"/>
+          <w:lang w:val="hr-HR"/>
+        </w:rPr>
+        <w:t xml:space="preserve"> </w:t>
+      </w:r>
+      <w:r>
+        <w:rPr>
+          <w:color w:val="FF0000"/>
+          <w:lang w:val="hr-HR"/>
+        </w:rPr>
+        <w:t>paketi pojave? Pronađite jedan LS request ili LS update paket i pronađite u</w:t>
+      </w:r>
+      <w:r>
+        <w:rPr>
+          <w:color w:val="FF0000"/>
+          <w:lang w:val="hr-HR"/>
+        </w:rPr>
+        <w:t xml:space="preserve"> </w:t>
+      </w:r>
+      <w:r>
+        <w:rPr>
+          <w:color w:val="FF0000"/>
+          <w:lang w:val="hr-HR"/>
+        </w:rPr>
+        <w:t>OSPF zaglavlju (headeru) polja Source OSPF Router i Area ID. Koje su</w:t>
+      </w:r>
+      <w:r>
+        <w:rPr>
+          <w:color w:val="FF0000"/>
+          <w:lang w:val="hr-HR"/>
+        </w:rPr>
+        <w:t xml:space="preserve"> </w:t>
+      </w:r>
+      <w:r>
+        <w:rPr>
+          <w:color w:val="FF0000"/>
+          <w:lang w:val="hr-HR"/>
+        </w:rPr>
+        <w:t>vrijednosti u tim poljima? Koje polje opisuje je li taj paket tipa request ili update?</w:t>
+      </w:r>
+      <w:r>
+        <w:rPr>
+          <w:color w:val="FF0000"/>
+          <w:lang w:val="hr-HR"/>
+        </w:rPr>
+        <w:t xml:space="preserve"> </w:t>
+      </w:r>
+      <w:r>
+        <w:rPr>
+          <w:color w:val="FF0000"/>
+          <w:lang w:val="hr-HR"/>
+        </w:rPr>
+        <w:t>Ako možete izvesti Wireshark iz jail sustava (naredba hcp za kopiranje iz</w:t>
+      </w:r>
+      <w:r>
+        <w:rPr>
+          <w:color w:val="FF0000"/>
+          <w:lang w:val="hr-HR"/>
+        </w:rPr>
+        <w:t xml:space="preserve"> </w:t>
+      </w:r>
+      <w:r>
+        <w:rPr>
+          <w:color w:val="FF0000"/>
+          <w:lang w:val="hr-HR"/>
+        </w:rPr>
+        <w:t>FreeBSD naredbenog retka), priložite ga izvještaju. U suprotnom, priložite</w:t>
+      </w:r>
+      <w:r>
+        <w:rPr>
+          <w:color w:val="FF0000"/>
+          <w:lang w:val="hr-HR"/>
+        </w:rPr>
+        <w:t xml:space="preserve"> </w:t>
+      </w:r>
+      <w:r>
+        <w:rPr>
+          <w:color w:val="FF0000"/>
+          <w:lang w:val="hr-HR"/>
+        </w:rPr>
+        <w:t>screenshot wiresharka nakon 30 sekundi rada eksperimenta (kao na slici Slika</w:t>
+      </w:r>
+      <w:r>
+        <w:rPr>
+          <w:color w:val="FF0000"/>
+          <w:lang w:val="hr-HR"/>
+        </w:rPr>
+        <w:t xml:space="preserve"> </w:t>
+      </w:r>
+      <w:r>
+        <w:rPr>
+          <w:color w:val="FF0000"/>
+          <w:lang w:val="hr-HR"/>
+        </w:rPr>
+        <w:t>11)</w:t>
+      </w:r>
+    </w:p>
+    <w:p>
+      <w:pPr>
+        <w:pStyle w:val="Opisslike"/>
+        <w:jc w:val="center"/>
+        <w:rPr>
+          <w:lang w:val="hr-HR"/>
+        </w:rPr>
+      </w:pPr>
+    </w:p>
+    <w:p>
+      <w:pPr>
+        <w:pStyle w:val="Opisslike"/>
+        <w:jc w:val="center"/>
+        <w:rPr>
+          <w:lang w:val="hr-HR"/>
+        </w:rPr>
       </w:pPr>
     </w:p>
     <w:p>
@@ -340,13 +750,8 @@
         <w:pStyle w:val="Opisslike"/>
         <w:jc w:val="center"/>
       </w:pPr>
-      <w:proofErr w:type="spellStart"/>
-      <w:r>
-        <w:t>Slika</w:t>
-      </w:r>
-      <w:proofErr w:type="spellEnd"/>
-      <w:r>
-        <w:t xml:space="preserve"> </w:t>
+      <w:r>
+        <w:t xml:space="preserve">Slika </w:t>
       </w:r>
       <w:r>
         <w:fldChar w:fldCharType="begin"/>
@@ -381,7 +786,6 @@
           <w:noProof/>
           <w:lang w:val="hr-HR"/>
         </w:rPr>
-        <w:lastRenderedPageBreak/>
         <w:drawing>
           <wp:inline distT="0" distB="0" distL="0" distR="0" wp14:anchorId="73DF73DA" wp14:editId="0083DABF">
             <wp:extent cx="5400000" cy="3037290"/>
@@ -430,13 +834,8 @@
         <w:pStyle w:val="Opisslike"/>
         <w:jc w:val="center"/>
       </w:pPr>
-      <w:proofErr w:type="spellStart"/>
-      <w:r>
-        <w:t>Slika</w:t>
-      </w:r>
-      <w:proofErr w:type="spellEnd"/>
-      <w:r>
-        <w:t xml:space="preserve"> </w:t>
+      <w:r>
+        <w:t xml:space="preserve">Slika </w:t>
       </w:r>
       <w:r>
         <w:fldChar w:fldCharType="begin"/>
@@ -477,6 +876,7 @@
           <w:noProof/>
           <w:lang w:val="hr-HR"/>
         </w:rPr>
+        <w:lastRenderedPageBreak/>
         <w:drawing>
           <wp:inline distT="0" distB="0" distL="0" distR="0" wp14:anchorId="193BC4C2" wp14:editId="6EA66529">
             <wp:extent cx="5400000" cy="3037290"/>
@@ -525,13 +925,8 @@
         <w:pStyle w:val="Opisslike"/>
         <w:jc w:val="center"/>
       </w:pPr>
-      <w:proofErr w:type="spellStart"/>
-      <w:r>
-        <w:t>Slika</w:t>
-      </w:r>
-      <w:proofErr w:type="spellEnd"/>
-      <w:r>
-        <w:t xml:space="preserve"> </w:t>
+      <w:r>
+        <w:t xml:space="preserve">Slika </w:t>
       </w:r>
       <w:r>
         <w:fldChar w:fldCharType="begin"/>
@@ -566,7 +961,6 @@
           <w:noProof/>
           <w:lang w:val="hr-HR"/>
         </w:rPr>
-        <w:lastRenderedPageBreak/>
         <w:drawing>
           <wp:inline distT="0" distB="0" distL="0" distR="0" wp14:anchorId="61A21FE7" wp14:editId="692FED10">
             <wp:extent cx="5400000" cy="3037290"/>
@@ -615,13 +1009,8 @@
         <w:pStyle w:val="Opisslike"/>
         <w:jc w:val="center"/>
       </w:pPr>
-      <w:proofErr w:type="spellStart"/>
-      <w:r>
-        <w:t>Slika</w:t>
-      </w:r>
-      <w:proofErr w:type="spellEnd"/>
-      <w:r>
-        <w:t xml:space="preserve"> </w:t>
+      <w:r>
+        <w:t xml:space="preserve">Slika </w:t>
       </w:r>
       <w:r>
         <w:fldChar w:fldCharType="begin"/>
@@ -656,6 +1045,7 @@
           <w:noProof/>
           <w:lang w:val="hr-HR"/>
         </w:rPr>
+        <w:lastRenderedPageBreak/>
         <w:drawing>
           <wp:inline distT="0" distB="0" distL="0" distR="0" wp14:anchorId="0220DC59" wp14:editId="587A5C33">
             <wp:extent cx="5400000" cy="3037290"/>
@@ -704,13 +1094,8 @@
         <w:pStyle w:val="Opisslike"/>
         <w:jc w:val="center"/>
       </w:pPr>
-      <w:proofErr w:type="spellStart"/>
-      <w:r>
-        <w:t>Slika</w:t>
-      </w:r>
-      <w:proofErr w:type="spellEnd"/>
-      <w:r>
-        <w:t xml:space="preserve"> </w:t>
+      <w:r>
+        <w:t xml:space="preserve">Slika </w:t>
       </w:r>
       <w:r>
         <w:fldChar w:fldCharType="begin"/>
@@ -745,7 +1130,6 @@
           <w:noProof/>
           <w:lang w:val="hr-HR"/>
         </w:rPr>
-        <w:lastRenderedPageBreak/>
         <w:drawing>
           <wp:inline distT="0" distB="0" distL="0" distR="0" wp14:anchorId="049E090F" wp14:editId="24F4A568">
             <wp:extent cx="5400000" cy="3037290"/>
@@ -794,13 +1178,8 @@
         <w:pStyle w:val="Opisslike"/>
         <w:jc w:val="center"/>
       </w:pPr>
-      <w:proofErr w:type="spellStart"/>
-      <w:r>
-        <w:t>Slika</w:t>
-      </w:r>
-      <w:proofErr w:type="spellEnd"/>
-      <w:r>
-        <w:t xml:space="preserve"> </w:t>
+      <w:r>
+        <w:t xml:space="preserve">Slika </w:t>
       </w:r>
       <w:r>
         <w:fldChar w:fldCharType="begin"/>
@@ -841,6 +1220,7 @@
           <w:noProof/>
           <w:lang w:val="hr-HR"/>
         </w:rPr>
+        <w:lastRenderedPageBreak/>
         <w:drawing>
           <wp:inline distT="0" distB="0" distL="0" distR="0" wp14:anchorId="104FB26E" wp14:editId="61340D71">
             <wp:extent cx="5400000" cy="3037290"/>
@@ -892,13 +1272,8 @@
           <w:lang w:val="hr-HR"/>
         </w:rPr>
       </w:pPr>
-      <w:proofErr w:type="spellStart"/>
-      <w:r>
-        <w:t>Slika</w:t>
-      </w:r>
-      <w:proofErr w:type="spellEnd"/>
-      <w:r>
-        <w:t xml:space="preserve"> </w:t>
+      <w:r>
+        <w:t xml:space="preserve">Slika </w:t>
       </w:r>
       <w:r>
         <w:fldChar w:fldCharType="begin"/>
@@ -1200,9 +1575,8 @@
   <w:abstractNum w:abstractNumId="2" w15:restartNumberingAfterBreak="0">
     <w:nsid w:val="2AA40685"/>
     <w:multiLevelType w:val="multilevel"/>
-    <w:tmpl w:val="75128F6C"/>
+    <w:tmpl w:val="2AFA4102"/>
     <w:lvl w:ilvl="0">
-      <w:start w:val="1"/>
       <w:numFmt w:val="decimal"/>
       <w:lvlText w:val="%1."/>
       <w:lvlJc w:val="left"/>
@@ -1212,6 +1586,9 @@
         </w:tabs>
         <w:ind w:left="720" w:hanging="360"/>
       </w:pPr>
+      <w:rPr>
+        <w:rFonts w:hint="default"/>
+      </w:rPr>
     </w:lvl>
     <w:lvl w:ilvl="1">
       <w:start w:val="1"/>
@@ -1224,6 +1601,9 @@
         </w:tabs>
         <w:ind w:left="1440" w:hanging="360"/>
       </w:pPr>
+      <w:rPr>
+        <w:rFonts w:hint="default"/>
+      </w:rPr>
     </w:lvl>
     <w:lvl w:ilvl="2">
       <w:start w:val="1"/>
@@ -1236,6 +1616,9 @@
         </w:tabs>
         <w:ind w:left="2160" w:hanging="180"/>
       </w:pPr>
+      <w:rPr>
+        <w:rFonts w:hint="default"/>
+      </w:rPr>
     </w:lvl>
     <w:lvl w:ilvl="3">
       <w:start w:val="1"/>
@@ -1248,6 +1631,9 @@
         </w:tabs>
         <w:ind w:left="2880" w:hanging="360"/>
       </w:pPr>
+      <w:rPr>
+        <w:rFonts w:hint="default"/>
+      </w:rPr>
     </w:lvl>
     <w:lvl w:ilvl="4">
       <w:start w:val="1"/>
@@ -1260,6 +1646,9 @@
         </w:tabs>
         <w:ind w:left="3600" w:hanging="360"/>
       </w:pPr>
+      <w:rPr>
+        <w:rFonts w:hint="default"/>
+      </w:rPr>
     </w:lvl>
     <w:lvl w:ilvl="5">
       <w:start w:val="1"/>
@@ -1272,6 +1661,9 @@
         </w:tabs>
         <w:ind w:left="4320" w:hanging="180"/>
       </w:pPr>
+      <w:rPr>
+        <w:rFonts w:hint="default"/>
+      </w:rPr>
     </w:lvl>
     <w:lvl w:ilvl="6">
       <w:start w:val="1"/>
@@ -1284,6 +1676,9 @@
         </w:tabs>
         <w:ind w:left="5040" w:hanging="360"/>
       </w:pPr>
+      <w:rPr>
+        <w:rFonts w:hint="default"/>
+      </w:rPr>
     </w:lvl>
     <w:lvl w:ilvl="7">
       <w:start w:val="1"/>
@@ -1296,6 +1691,9 @@
         </w:tabs>
         <w:ind w:left="5760" w:hanging="360"/>
       </w:pPr>
+      <w:rPr>
+        <w:rFonts w:hint="default"/>
+      </w:rPr>
     </w:lvl>
     <w:lvl w:ilvl="8">
       <w:start w:val="1"/>
@@ -1308,6 +1706,9 @@
         </w:tabs>
         <w:ind w:left="6480" w:hanging="180"/>
       </w:pPr>
+      <w:rPr>
+        <w:rFonts w:hint="default"/>
+      </w:rPr>
     </w:lvl>
   </w:abstractNum>
   <w:abstractNum w:abstractNumId="3" w15:restartNumberingAfterBreak="0">
@@ -2143,7 +2544,6 @@
   <w:style w:type="character" w:default="1" w:styleId="Zadanifontodlomka">
     <w:name w:val="Default Paragraph Font"/>
     <w:uiPriority w:val="1"/>
-    <w:semiHidden/>
     <w:unhideWhenUsed/>
   </w:style>
   <w:style w:type="table" w:default="1" w:styleId="Obinatablica">
